--- a/src/assets/current_documents/Word Documents/Voting Matrix - How it Should Be - The Fair One.docx
+++ b/src/assets/current_documents/Word Documents/Voting Matrix - How it Should Be - The Fair One.docx
@@ -833,7 +833,7 @@
           <w:color w:val="156082"/>
           <w:sz w:val="37"/>
         </w:rPr>
-        <w:t>49</w:t>
+        <w:t>52</w:t>
       </w:r>
       <w:r>
         <w:rPr>
